--- a/LAB/lab1/Lab1_DE190953_TranDucViet.docx
+++ b/LAB/lab1/Lab1_DE190953_TranDucViet.docx
@@ -4590,14 +4590,7 @@
           <w:rFonts w:hint="default"/>
           <w:lang w:val="vi-VN"/>
         </w:rPr>
-        <w:t>Promt - DeepSeek</w:t>
-      </w:r>
-      <w:r>
-        <w:rPr>
-          <w:rFonts w:hint="default"/>
-          <w:lang w:val="vi-VN"/>
-        </w:rPr>
-        <w:t xml:space="preserve"> </w:t>
+        <w:t xml:space="preserve">Promt - DeepSeek </w:t>
       </w:r>
       <w:r>
         <w:tab/>
@@ -6368,8 +6361,6 @@
         </w:rPr>
         <w:br w:type="page"/>
       </w:r>
-      <w:bookmarkStart w:id="93" w:name="_GoBack"/>
-      <w:bookmarkEnd w:id="93"/>
     </w:p>
     <w:p>
       <w:pPr>
@@ -8268,7 +8259,7 @@
           <w:iCs/>
           <w:lang w:val="en-US" w:eastAsia="zh-CN"/>
         </w:rPr>
-        <w:t>👉 Tóm lại:</w:t>
+        <w:t>Tóm lại:</w:t>
       </w:r>
     </w:p>
     <w:p>
@@ -8380,7 +8371,7 @@
           <w:b/>
           <w:bCs/>
         </w:rPr>
-        <w:t>✅ Verification (Xác minh)</w:t>
+        <w:t>Verification (Xác minh)</w:t>
       </w:r>
     </w:p>
     <w:p>
@@ -8459,7 +8450,7 @@
           <w:b/>
           <w:bCs/>
         </w:rPr>
-        <w:t>✅ Validation (Xác nhận)</w:t>
+        <w:t>Validation (Xác nhận)</w:t>
       </w:r>
     </w:p>
     <w:p>
@@ -8867,7 +8858,7 @@
           <w:rFonts w:hint="default"/>
           <w:lang w:val="en-US" w:eastAsia="zh-CN"/>
         </w:rPr>
-        <w:t>🧒 Ví dụ dễ hiểu: Giả sử em vẽ một trò chơi trên giấy và nhờ bạn chơi thử. Em sẽ quan sát xem bạn có hiểu luật không, có chỗ nào khiến bạn bối rối, hay ô nào tô sai màu không. Đó chính là testing! Trong phần mềm cũng vậy: tester không phải người viết code, mà là người đóng vai người dùng, thử mọi tình huống (nhấn nút này, nhập sai mật khẩu, tắt mạng đột ngột…) để xem phần mềm có “ngoan” không. Mục tiêu của testing không phải chứng minh phần mềm hoàn hảo, mà là tìm càng nhiều lỗi càng tốt để sửa kịp thời.</w:t>
+        <w:t xml:space="preserve"> Ví dụ dễ hiểu: Giả sử em vẽ một trò chơi trên giấy và nhờ bạn chơi thử. Em sẽ quan sát xem bạn có hiểu luật không, có chỗ nào khiến bạn bối rối, hay ô nào tô sai màu không. Đó chính là testing! Trong phần mềm cũng vậy: tester không phải người viết code, mà là người đóng vai người dùng, thử mọi tình huống (nhấn nút này, nhập sai mật khẩu, tắt mạng đột ngột…) để xem phần mềm có “ngoan” không. Mục tiêu của testing không phải chứng minh phần mềm hoàn hảo, mà là tìm càng nhiều lỗi càng tốt để sửa kịp thời.</w:t>
       </w:r>
     </w:p>
     <w:p>
@@ -8920,7 +8911,7 @@
           <w:b/>
           <w:bCs/>
         </w:rPr>
-        <w:t>🔍 Điểm giống nhau &amp; Điều dễ gây nhầm lẫn</w:t>
+        <w:t>Điểm giống nhau &amp; Điều dễ gây nhầm lẫn</w:t>
       </w:r>
     </w:p>
     <w:p>
@@ -8963,7 +8954,7 @@
           <w:b/>
           <w:bCs/>
         </w:rPr>
-        <w:t>📊 Bảng so sánh</w:t>
+        <w:t>Bảng so sánh</w:t>
       </w:r>
     </w:p>
     <w:tbl>
@@ -9451,7 +9442,7 @@
           <w:rFonts w:hint="default"/>
           <w:lang w:val="en-US" w:eastAsia="zh-CN"/>
         </w:rPr>
-        <w:t>💡 Mẹo nhớ: Testing = “Phát hiện bệnh”, Debugging = “Chữa bệnh”.</w:t>
+        <w:t>Mẹo nhớ: Testing = “Phát hiện bệnh”, Debugging = “Chữa bệnh”.</w:t>
       </w:r>
     </w:p>
     <w:p>
@@ -9488,7 +9479,7 @@
           <w:b/>
           <w:bCs/>
         </w:rPr>
-        <w:t>🔍 Điểm giống nhau &amp; Điều dễ gây nhầm lẫn</w:t>
+        <w:t>Điểm giống nhau &amp; Điều dễ gây nhầm lẫn</w:t>
       </w:r>
     </w:p>
     <w:p>
@@ -9542,7 +9533,7 @@
           <w:b/>
           <w:bCs/>
         </w:rPr>
-        <w:t xml:space="preserve">✅ Verification: </w:t>
+        <w:t xml:space="preserve">Verification: </w:t>
       </w:r>
       <w:r>
         <w:rPr>
@@ -9562,89 +9553,13 @@
           <w:b/>
           <w:bCs/>
         </w:rPr>
-        <w:t xml:space="preserve">✅ Validation: </w:t>
+        <w:t xml:space="preserve">Validation: </w:t>
       </w:r>
       <w:r>
         <w:rPr>
           <w:rFonts w:hint="default"/>
         </w:rPr>
         <w:t>“Are we building the RIGHT product?” → Mình đang xây đúng thứ người dùng cần chưa? (đúng nhu cầu thực tế, dùng có thấy “đã” không)</w:t>
-      </w:r>
-    </w:p>
-    <w:p>
-      <w:pPr>
-        <w:bidi w:val="0"/>
-        <w:rPr>
-          <w:rFonts w:hint="default"/>
-        </w:rPr>
-      </w:pPr>
-      <w:r>
-        <w:rPr>
-          <w:rFonts w:hint="default"/>
-          <w:lang w:val="vi-VN" w:eastAsia="zh-CN"/>
-        </w:rPr>
-        <w:tab/>
-      </w:r>
-      <w:r>
-        <w:rPr>
-          <w:rFonts w:hint="default"/>
-          <w:lang w:val="vi-VN" w:eastAsia="zh-CN"/>
-        </w:rPr>
-        <w:tab/>
-      </w:r>
-      <w:r>
-        <w:rPr>
-          <w:rFonts w:hint="default"/>
-          <w:lang w:val="vi-VN" w:eastAsia="zh-CN"/>
-        </w:rPr>
-        <w:tab/>
-      </w:r>
-      <w:r>
-        <w:rPr>
-          <w:rFonts w:hint="default"/>
-          <w:lang w:val="en-US" w:eastAsia="zh-CN"/>
-        </w:rPr>
-        <w:t>🧒 Ví dụ đời thường: Em đóng một chiếc xe đạp.</w:t>
-      </w:r>
-    </w:p>
-    <w:p>
-      <w:pPr>
-        <w:pStyle w:val="179"/>
-        <w:bidi w:val="0"/>
-      </w:pPr>
-      <w:r>
-        <w:rPr>
-          <w:rFonts w:hint="default"/>
-          <w:b/>
-          <w:bCs/>
-        </w:rPr>
-        <w:t xml:space="preserve">Verification: </w:t>
-      </w:r>
-      <w:r>
-        <w:rPr>
-          <w:rFonts w:hint="default"/>
-        </w:rPr>
-        <w:t>Kiểm tra xem có lắp đúng bản vẽ không, ốc có vặn đủ vòng không, phanh có đúng chuẩn kỹ thuật không.</w:t>
-      </w:r>
-    </w:p>
-    <w:p>
-      <w:pPr>
-        <w:pStyle w:val="179"/>
-        <w:bidi w:val="0"/>
-      </w:pPr>
-      <w:r>
-        <w:rPr>
-          <w:rFonts w:hint="default"/>
-          <w:b/>
-          <w:bCs/>
-        </w:rPr>
-        <w:t xml:space="preserve">Validation: </w:t>
-      </w:r>
-      <w:r>
-        <w:rPr>
-          <w:rFonts w:hint="default"/>
-        </w:rPr>
-        <w:t>Chạy thử xem xe có đạp êm, có phù hợp với chiều cao của em, có giúp em đi học nhanh hơn không.</w:t>
       </w:r>
     </w:p>
     <w:p>
@@ -9666,7 +9581,7 @@
           <w:b/>
           <w:bCs/>
         </w:rPr>
-        <w:t>📊 Bảng so sánh</w:t>
+        <w:t>Bảng so sánh</w:t>
       </w:r>
     </w:p>
     <w:tbl>
@@ -10205,7 +10120,7 @@
           <w:iCs/>
           <w:lang w:val="en-US" w:eastAsia="zh-CN"/>
         </w:rPr>
-        <w:t>💡 Mẹo nhớ:</w:t>
+        <w:t>Mẹo nhớ:</w:t>
       </w:r>
     </w:p>
     <w:p>
@@ -10223,7 +10138,7 @@
           <w:i/>
           <w:iCs/>
         </w:rPr>
-        <w:t>Verification = Đúng giấy tờ, đúng kỹ thuật 📐</w:t>
+        <w:t xml:space="preserve">Verification = Đúng giấy tờ, đúng kỹ thuật </w:t>
       </w:r>
     </w:p>
     <w:p>
@@ -10241,8 +10156,10 @@
           <w:i/>
           <w:iCs/>
         </w:rPr>
-        <w:t>Validation = Đúng người dùng, đúng thực tế 🎯</w:t>
-      </w:r>
+        <w:t xml:space="preserve">Validation = Đúng người dùng, đúng thực tế </w:t>
+      </w:r>
+      <w:bookmarkStart w:id="93" w:name="_GoBack"/>
+      <w:bookmarkEnd w:id="93"/>
     </w:p>
     <w:p>
       <w:pPr>
@@ -11365,14 +11282,6 @@
       </w:tblGrid>
       <w:tr>
         <w:tblPrEx>
-          <w:tblBorders>
-            <w:top w:val="single" w:color="auto" w:sz="4" w:space="0"/>
-            <w:left w:val="single" w:color="auto" w:sz="4" w:space="0"/>
-            <w:bottom w:val="single" w:color="auto" w:sz="4" w:space="0"/>
-            <w:right w:val="single" w:color="auto" w:sz="4" w:space="0"/>
-            <w:insideH w:val="single" w:color="auto" w:sz="4" w:space="0"/>
-            <w:insideV w:val="single" w:color="auto" w:sz="4" w:space="0"/>
-          </w:tblBorders>
           <w:tblCellMar>
             <w:top w:w="0" w:type="dxa"/>
             <w:left w:w="10" w:type="dxa"/>
